--- a/Bilag/B - Use Case Beskrivelser/B.2 Actor Description.docx
+++ b/Bilag/B - Use Case Beskrivelser/B.2 Actor Description.docx
@@ -420,14 +420,6 @@
       <w:r>
         <w:t>Administrere timer</w:t>
       </w:r>
-    </w:p>
-    <w:p>
-      <w:pPr>
-        <w:numPr>
-          <w:ilvl w:val="0"/>
-          <w:numId w:val="4"/>
-        </w:numPr>
-      </w:pPr>
     </w:p>
     <w:sectPr>
       <w:pgSz w:w="11906" w:h="16838"/>
@@ -1806,6 +1798,7 @@
   <w:style w:type="character" w:default="1" w:styleId="Standardskrifttypeiafsnit">
     <w:name w:val="Default Paragraph Font"/>
     <w:uiPriority w:val="1"/>
+    <w:semiHidden/>
     <w:unhideWhenUsed/>
   </w:style>
   <w:style w:type="table" w:default="1" w:styleId="Tabel-Normal">
